--- a/FSD - Designing a Dynamic Frontend with React/FSD - Designing a Dynamic Frontend with React Day 6 - 12-03-2026.docx
+++ b/FSD - Designing a Dynamic Frontend with React/FSD - Designing a Dynamic Frontend with React Day 6 - 12-03-2026.docx
@@ -15,46 +15,11 @@
           <w:lang w:val="en-US"/>
         </w:rPr>
       </w:pPr>
-    </w:p>
-    <w:p>
-      <w:pPr>
-        <w:rPr>
-          <w:lang w:val="en-US"/>
-        </w:rPr>
-      </w:pPr>
-      <w:r>
-        <w:rPr>
-          <w:lang w:val="en-US"/>
-        </w:rPr>
-        <w:t xml:space="preserve">Creating </w:t>
-      </w:r>
-      <w:proofErr w:type="spellStart"/>
-      <w:r>
-        <w:rPr>
-          <w:lang w:val="en-US"/>
-        </w:rPr>
-        <w:t>pms</w:t>
-      </w:r>
-      <w:proofErr w:type="spellEnd"/>
-      <w:r>
-        <w:rPr>
-          <w:lang w:val="en-US"/>
-        </w:rPr>
-        <w:t xml:space="preserve">-using-react-state-variable in memory </w:t>
-      </w:r>
-      <w:proofErr w:type="spellStart"/>
-      <w:r>
-        <w:rPr>
-          <w:lang w:val="en-US"/>
-        </w:rPr>
-        <w:t>ie</w:t>
-      </w:r>
-      <w:proofErr w:type="spellEnd"/>
-      <w:r>
-        <w:rPr>
-          <w:lang w:val="en-US"/>
-        </w:rPr>
-        <w:t xml:space="preserve"> in Array </w:t>
+      <w:r>
+        <w:rPr>
+          <w:lang w:val="en-US"/>
+        </w:rPr>
+        <w:t xml:space="preserve">Interact with Rest API using React JS to do operation like store, delete, update and retrieve. </w:t>
       </w:r>
     </w:p>
     <w:p>
@@ -62,7 +27,7 @@
         <w:pStyle w:val="ListParagraph"/>
         <w:numPr>
           <w:ilvl w:val="0"/>
-          <w:numId w:val="7"/>
+          <w:numId w:val="9"/>
         </w:numPr>
         <w:rPr>
           <w:lang w:val="en-US"/>
@@ -72,15 +37,116 @@
         <w:rPr>
           <w:lang w:val="en-US"/>
         </w:rPr>
-        <w:t xml:space="preserve">Store the product </w:t>
-      </w:r>
+        <w:t xml:space="preserve">Using fetch function. </w:t>
+      </w:r>
+    </w:p>
+    <w:p>
+      <w:pPr>
+        <w:pStyle w:val="ListParagraph"/>
+        <w:rPr>
+          <w:lang w:val="en-US"/>
+        </w:rPr>
+      </w:pPr>
+      <w:proofErr w:type="gramStart"/>
+      <w:r>
+        <w:rPr>
+          <w:lang w:val="en-US"/>
+        </w:rPr>
+        <w:t>fetch(</w:t>
+      </w:r>
+      <w:proofErr w:type="gramEnd"/>
+      <w:r>
+        <w:rPr>
+          <w:lang w:val="en-US"/>
+        </w:rPr>
+        <w:t>URL</w:t>
+      </w:r>
+      <w:proofErr w:type="gramStart"/>
+      <w:r>
+        <w:rPr>
+          <w:lang w:val="en-US"/>
+        </w:rPr>
+        <w:t>).</w:t>
+      </w:r>
+      <w:r>
+        <w:rPr>
+          <w:highlight w:val="yellow"/>
+          <w:lang w:val="en-US"/>
+        </w:rPr>
+        <w:t>then</w:t>
+      </w:r>
+      <w:proofErr w:type="gramEnd"/>
+      <w:r>
+        <w:rPr>
+          <w:lang w:val="en-US"/>
+        </w:rPr>
+        <w:t>(response=&gt;</w:t>
+      </w:r>
+      <w:proofErr w:type="gramStart"/>
+      <w:r>
+        <w:rPr>
+          <w:lang w:val="en-US"/>
+        </w:rPr>
+        <w:t>response.json</w:t>
+      </w:r>
+      <w:proofErr w:type="gramEnd"/>
+      <w:r>
+        <w:rPr>
+          <w:lang w:val="en-US"/>
+        </w:rPr>
+        <w:t>()</w:t>
+      </w:r>
+      <w:proofErr w:type="gramStart"/>
+      <w:r>
+        <w:rPr>
+          <w:lang w:val="en-US"/>
+        </w:rPr>
+        <w:t>).then</w:t>
+      </w:r>
+      <w:proofErr w:type="gramEnd"/>
+      <w:r>
+        <w:rPr>
+          <w:lang w:val="en-US"/>
+        </w:rPr>
+        <w:t>(result=&gt;console.log(result)</w:t>
+      </w:r>
+      <w:proofErr w:type="gramStart"/>
+      <w:r>
+        <w:rPr>
+          <w:lang w:val="en-US"/>
+        </w:rPr>
+        <w:t>).catch</w:t>
+      </w:r>
+      <w:proofErr w:type="gramEnd"/>
+      <w:r>
+        <w:rPr>
+          <w:lang w:val="en-US"/>
+        </w:rPr>
+        <w:t>(error=&gt;console.log(error)</w:t>
+      </w:r>
+      <w:proofErr w:type="gramStart"/>
+      <w:r>
+        <w:rPr>
+          <w:lang w:val="en-US"/>
+        </w:rPr>
+        <w:t>);</w:t>
+      </w:r>
+      <w:proofErr w:type="gramEnd"/>
+    </w:p>
+    <w:p>
+      <w:pPr>
+        <w:pStyle w:val="ListParagraph"/>
+        <w:rPr>
+          <w:lang w:val="en-US"/>
+        </w:rPr>
+      </w:pPr>
     </w:p>
     <w:p>
       <w:pPr>
         <w:pStyle w:val="ListParagraph"/>
         <w:numPr>
           <w:ilvl w:val="0"/>
-          <w:numId w:val="7"/>
+          <w:numId w:val="9"/>
         </w:numPr>
         <w:rPr>
           <w:lang w:val="en-US"/>
@@ -90,117 +156,229 @@
         <w:rPr>
           <w:lang w:val="en-US"/>
         </w:rPr>
-        <w:t xml:space="preserve">View the product in table format </w:t>
+        <w:t xml:space="preserve">Using </w:t>
+      </w:r>
+      <w:proofErr w:type="spellStart"/>
+      <w:r>
+        <w:rPr>
+          <w:lang w:val="en-US"/>
+        </w:rPr>
+        <w:t>axios</w:t>
+      </w:r>
+      <w:proofErr w:type="spellEnd"/>
+      <w:r>
+        <w:rPr>
+          <w:lang w:val="en-US"/>
+        </w:rPr>
+        <w:t xml:space="preserve"> third party library </w:t>
       </w:r>
     </w:p>
     <w:p>
       <w:pPr>
         <w:pStyle w:val="ListParagraph"/>
-        <w:numPr>
-          <w:ilvl w:val="0"/>
-          <w:numId w:val="7"/>
-        </w:numPr>
-        <w:rPr>
-          <w:lang w:val="en-US"/>
-        </w:rPr>
-      </w:pPr>
-      <w:r>
-        <w:rPr>
-          <w:lang w:val="en-US"/>
-        </w:rPr>
-        <w:t xml:space="preserve">Delete the product using </w:t>
-      </w:r>
-      <w:proofErr w:type="spellStart"/>
-      <w:r>
-        <w:rPr>
-          <w:lang w:val="en-US"/>
-        </w:rPr>
-        <w:t>pid</w:t>
-      </w:r>
-      <w:proofErr w:type="spellEnd"/>
+        <w:rPr>
+          <w:lang w:val="en-US"/>
+        </w:rPr>
+      </w:pPr>
+      <w:r>
+        <w:rPr>
+          <w:lang w:val="en-US"/>
+        </w:rPr>
+        <w:t xml:space="preserve">Axios is a </w:t>
+      </w:r>
+      <w:proofErr w:type="gramStart"/>
+      <w:r>
+        <w:rPr>
+          <w:lang w:val="en-US"/>
+        </w:rPr>
+        <w:t>third party</w:t>
+      </w:r>
+      <w:proofErr w:type="gramEnd"/>
+      <w:r>
+        <w:rPr>
+          <w:lang w:val="en-US"/>
+        </w:rPr>
+        <w:t xml:space="preserve"> library which internally </w:t>
+      </w:r>
+      <w:proofErr w:type="gramStart"/>
+      <w:r>
+        <w:rPr>
+          <w:lang w:val="en-US"/>
+        </w:rPr>
+        <w:t>use</w:t>
+      </w:r>
+      <w:proofErr w:type="gramEnd"/>
       <w:r>
         <w:rPr>
           <w:lang w:val="en-US"/>
         </w:rPr>
         <w:t xml:space="preserve"> </w:t>
+      </w:r>
+      <w:proofErr w:type="gramStart"/>
+      <w:r>
+        <w:rPr>
+          <w:lang w:val="en-US"/>
+        </w:rPr>
+        <w:t>fetch(</w:t>
+      </w:r>
+      <w:proofErr w:type="gramEnd"/>
+      <w:r>
+        <w:rPr>
+          <w:lang w:val="en-US"/>
+        </w:rPr>
+        <w:t xml:space="preserve">) concept. Which provided extra features as provide method like get, post, put, patch and delete. </w:t>
       </w:r>
     </w:p>
     <w:p>
       <w:pPr>
         <w:pStyle w:val="ListParagraph"/>
-        <w:numPr>
-          <w:ilvl w:val="0"/>
-          <w:numId w:val="7"/>
-        </w:numPr>
-        <w:rPr>
-          <w:lang w:val="en-US"/>
-        </w:rPr>
-      </w:pPr>
-      <w:r>
-        <w:rPr>
-          <w:lang w:val="en-US"/>
-        </w:rPr>
-        <w:t xml:space="preserve">Update the product using pid, </w:t>
+        <w:rPr>
+          <w:lang w:val="en-US"/>
+        </w:rPr>
+      </w:pPr>
+      <w:r>
+        <w:rPr>
+          <w:lang w:val="en-US"/>
+        </w:rPr>
+        <w:t xml:space="preserve">It </w:t>
+      </w:r>
+      <w:proofErr w:type="gramStart"/>
+      <w:r>
+        <w:rPr>
+          <w:lang w:val="en-US"/>
+        </w:rPr>
+        <w:t>handle</w:t>
+      </w:r>
+      <w:proofErr w:type="gramEnd"/>
+      <w:r>
+        <w:rPr>
+          <w:lang w:val="en-US"/>
+        </w:rPr>
+        <w:t xml:space="preserve"> </w:t>
+      </w:r>
+      <w:proofErr w:type="gramStart"/>
+      <w:r>
+        <w:rPr>
+          <w:lang w:val="en-US"/>
+        </w:rPr>
+        <w:t>error</w:t>
+      </w:r>
+      <w:proofErr w:type="gramEnd"/>
+      <w:r>
+        <w:rPr>
+          <w:lang w:val="en-US"/>
+        </w:rPr>
+        <w:t xml:space="preserve"> in proper way. </w:t>
       </w:r>
     </w:p>
     <w:p>
       <w:pPr>
-        <w:rPr>
-          <w:lang w:val="en-US"/>
-        </w:rPr>
-      </w:pPr>
+        <w:pStyle w:val="ListParagraph"/>
+        <w:rPr>
+          <w:lang w:val="en-US"/>
+        </w:rPr>
+      </w:pPr>
+      <w:proofErr w:type="spellStart"/>
+      <w:r>
+        <w:rPr>
+          <w:lang w:val="en-US"/>
+        </w:rPr>
+        <w:t>Npm</w:t>
+      </w:r>
+      <w:proofErr w:type="spellEnd"/>
+      <w:r>
+        <w:rPr>
+          <w:lang w:val="en-US"/>
+        </w:rPr>
+        <w:t xml:space="preserve"> </w:t>
+      </w:r>
+      <w:proofErr w:type="spellStart"/>
+      <w:r>
+        <w:rPr>
+          <w:lang w:val="en-US"/>
+        </w:rPr>
+        <w:t>inistall</w:t>
+      </w:r>
+      <w:proofErr w:type="spellEnd"/>
+      <w:r>
+        <w:rPr>
+          <w:lang w:val="en-US"/>
+        </w:rPr>
+        <w:t xml:space="preserve"> </w:t>
+      </w:r>
+      <w:proofErr w:type="spellStart"/>
+      <w:r>
+        <w:rPr>
+          <w:lang w:val="en-US"/>
+        </w:rPr>
+        <w:t>axios</w:t>
+      </w:r>
+      <w:proofErr w:type="spellEnd"/>
+      <w:r>
+        <w:rPr>
+          <w:lang w:val="en-US"/>
+        </w:rPr>
+        <w:t xml:space="preserve"> </w:t>
+      </w:r>
     </w:p>
     <w:p>
       <w:pPr>
-        <w:rPr>
-          <w:lang w:val="en-US"/>
-        </w:rPr>
-      </w:pPr>
-      <w:proofErr w:type="spellStart"/>
-      <w:r>
-        <w:rPr>
-          <w:lang w:val="en-US"/>
-        </w:rPr>
-        <w:t>npm</w:t>
-      </w:r>
-      <w:proofErr w:type="spellEnd"/>
-      <w:r>
-        <w:rPr>
-          <w:lang w:val="en-US"/>
-        </w:rPr>
-        <w:t xml:space="preserve"> create </w:t>
-      </w:r>
-      <w:proofErr w:type="spellStart"/>
-      <w:r>
-        <w:rPr>
-          <w:lang w:val="en-US"/>
-        </w:rPr>
-        <w:t>vite@latest</w:t>
-      </w:r>
-      <w:proofErr w:type="spellEnd"/>
-      <w:r>
-        <w:rPr>
-          <w:lang w:val="en-US"/>
-        </w:rPr>
-        <w:t xml:space="preserve"> react-</w:t>
-      </w:r>
-      <w:proofErr w:type="spellStart"/>
-      <w:r>
-        <w:rPr>
-          <w:lang w:val="en-US"/>
-        </w:rPr>
-        <w:t>pms</w:t>
-      </w:r>
-      <w:proofErr w:type="spellEnd"/>
-      <w:r>
-        <w:rPr>
-          <w:lang w:val="en-US"/>
-        </w:rPr>
-        <w:t xml:space="preserve">-with-state-variables </w:t>
+        <w:pStyle w:val="ListParagraph"/>
+        <w:rPr>
+          <w:lang w:val="en-US"/>
+        </w:rPr>
+      </w:pPr>
+      <w:r>
+        <w:rPr>
+          <w:lang w:val="en-US"/>
+        </w:rPr>
+        <w:t>axios.</w:t>
+      </w:r>
+      <w:r>
+        <w:rPr>
+          <w:highlight w:val="yellow"/>
+          <w:lang w:val="en-US"/>
+        </w:rPr>
+        <w:t>get</w:t>
+      </w:r>
+      <w:r>
+        <w:rPr>
+          <w:lang w:val="en-US"/>
+        </w:rPr>
+        <w:t>(url</w:t>
+      </w:r>
+      <w:proofErr w:type="gramStart"/>
+      <w:r>
+        <w:rPr>
+          <w:lang w:val="en-US"/>
+        </w:rPr>
+        <w:t>).then</w:t>
+      </w:r>
+      <w:proofErr w:type="gramEnd"/>
+      <w:r>
+        <w:rPr>
+          <w:lang w:val="en-US"/>
+        </w:rPr>
+        <w:t>(result=&gt;console.log(result)</w:t>
+      </w:r>
+      <w:proofErr w:type="gramStart"/>
+      <w:r>
+        <w:rPr>
+          <w:lang w:val="en-US"/>
+        </w:rPr>
+        <w:t>).catch</w:t>
+      </w:r>
+      <w:proofErr w:type="gramEnd"/>
+      <w:r>
+        <w:rPr>
+          <w:lang w:val="en-US"/>
+        </w:rPr>
+        <w:t>(error=&gt;console.log(error))</w:t>
       </w:r>
     </w:p>
     <w:p>
       <w:pPr>
+        <w:pStyle w:val="ListParagraph"/>
         <w:rPr>
           <w:lang w:val="en-US"/>
         </w:rPr>
@@ -212,6 +390,62 @@
           <w:lang w:val="en-US"/>
         </w:rPr>
       </w:pPr>
+      <w:proofErr w:type="spellStart"/>
+      <w:r>
+        <w:rPr>
+          <w:lang w:val="en-US"/>
+        </w:rPr>
+        <w:t>npm</w:t>
+      </w:r>
+      <w:proofErr w:type="spellEnd"/>
+      <w:r>
+        <w:rPr>
+          <w:lang w:val="en-US"/>
+        </w:rPr>
+        <w:t xml:space="preserve"> create </w:t>
+      </w:r>
+      <w:proofErr w:type="spellStart"/>
+      <w:r>
+        <w:rPr>
+          <w:lang w:val="en-US"/>
+        </w:rPr>
+        <w:t>vite@latest</w:t>
+      </w:r>
+      <w:proofErr w:type="spellEnd"/>
+      <w:r>
+        <w:rPr>
+          <w:lang w:val="en-US"/>
+        </w:rPr>
+        <w:t xml:space="preserve"> react-</w:t>
+      </w:r>
+      <w:proofErr w:type="spellStart"/>
+      <w:r>
+        <w:rPr>
+          <w:lang w:val="en-US"/>
+        </w:rPr>
+        <w:t>pms</w:t>
+      </w:r>
+      <w:proofErr w:type="spellEnd"/>
+      <w:r>
+        <w:rPr>
+          <w:lang w:val="en-US"/>
+        </w:rPr>
+        <w:t>-with-</w:t>
+      </w:r>
+      <w:proofErr w:type="spellStart"/>
+      <w:r>
+        <w:rPr>
+          <w:lang w:val="en-US"/>
+        </w:rPr>
+        <w:t>axios</w:t>
+      </w:r>
+      <w:proofErr w:type="spellEnd"/>
+      <w:r>
+        <w:rPr>
+          <w:lang w:val="en-US"/>
+        </w:rPr>
+        <w:t xml:space="preserve"> </w:t>
+      </w:r>
     </w:p>
     <w:p>
       <w:pPr>
@@ -219,6 +453,26 @@
           <w:lang w:val="en-US"/>
         </w:rPr>
       </w:pPr>
+      <w:r>
+        <w:rPr>
+          <w:lang w:val="en-US"/>
+        </w:rPr>
+        <w:t xml:space="preserve">react </w:t>
+      </w:r>
+      <w:proofErr w:type="spellStart"/>
+      <w:r>
+        <w:rPr>
+          <w:lang w:val="en-US"/>
+        </w:rPr>
+        <w:t>js</w:t>
+      </w:r>
+      <w:proofErr w:type="spellEnd"/>
+      <w:r>
+        <w:rPr>
+          <w:lang w:val="en-US"/>
+        </w:rPr>
+        <w:t xml:space="preserve"> </w:t>
+      </w:r>
     </w:p>
     <w:p>
       <w:pPr>
@@ -226,56 +480,123 @@
           <w:lang w:val="en-US"/>
         </w:rPr>
       </w:pPr>
-      <w:r>
-        <w:rPr>
-          <w:lang w:val="en-US"/>
-        </w:rPr>
-        <w:t xml:space="preserve">CSS with React JS </w:t>
+      <w:proofErr w:type="spellStart"/>
+      <w:r>
+        <w:rPr>
+          <w:lang w:val="en-US"/>
+        </w:rPr>
+        <w:t>js</w:t>
+      </w:r>
+      <w:proofErr w:type="spellEnd"/>
+      <w:r>
+        <w:rPr>
+          <w:lang w:val="en-US"/>
+        </w:rPr>
+        <w:t xml:space="preserve"> </w:t>
       </w:r>
     </w:p>
     <w:p>
       <w:pPr>
-        <w:pStyle w:val="ListParagraph"/>
-        <w:numPr>
-          <w:ilvl w:val="0"/>
-          <w:numId w:val="8"/>
-        </w:numPr>
-        <w:rPr>
-          <w:lang w:val="en-US"/>
-        </w:rPr>
-      </w:pPr>
-      <w:r>
-        <w:rPr>
-          <w:lang w:val="en-US"/>
-        </w:rPr>
-        <w:t xml:space="preserve">Inline CSS </w:t>
+        <w:rPr>
+          <w:lang w:val="en-US"/>
+        </w:rPr>
+      </w:pPr>
+      <w:r>
+        <w:rPr>
+          <w:lang w:val="en-US"/>
+        </w:rPr>
+        <w:t>cd react-</w:t>
+      </w:r>
+      <w:proofErr w:type="spellStart"/>
+      <w:r>
+        <w:rPr>
+          <w:lang w:val="en-US"/>
+        </w:rPr>
+        <w:t>pms</w:t>
+      </w:r>
+      <w:proofErr w:type="spellEnd"/>
+      <w:r>
+        <w:rPr>
+          <w:lang w:val="en-US"/>
+        </w:rPr>
+        <w:t>-with-</w:t>
+      </w:r>
+      <w:proofErr w:type="spellStart"/>
+      <w:r>
+        <w:rPr>
+          <w:lang w:val="en-US"/>
+        </w:rPr>
+        <w:t>axios</w:t>
+      </w:r>
+      <w:proofErr w:type="spellEnd"/>
+      <w:r>
+        <w:rPr>
+          <w:lang w:val="en-US"/>
+        </w:rPr>
+        <w:t xml:space="preserve"> </w:t>
       </w:r>
     </w:p>
     <w:p>
       <w:pPr>
-        <w:pStyle w:val="ListParagraph"/>
-        <w:rPr>
-          <w:lang w:val="en-US"/>
-        </w:rPr>
-      </w:pPr>
+        <w:rPr>
+          <w:lang w:val="en-US"/>
+        </w:rPr>
+      </w:pPr>
+      <w:proofErr w:type="spellStart"/>
+      <w:r>
+        <w:rPr>
+          <w:lang w:val="en-US"/>
+        </w:rPr>
+        <w:t>npm</w:t>
+      </w:r>
+      <w:proofErr w:type="spellEnd"/>
+      <w:r>
+        <w:rPr>
+          <w:lang w:val="en-US"/>
+        </w:rPr>
+        <w:t xml:space="preserve"> install </w:t>
+      </w:r>
     </w:p>
     <w:p>
       <w:pPr>
-        <w:pStyle w:val="ListParagraph"/>
-        <w:rPr>
-          <w:lang w:val="en-US"/>
-        </w:rPr>
-      </w:pPr>
-      <w:r>
-        <w:rPr>
-          <w:lang w:val="en-US"/>
-        </w:rPr>
-        <w:t xml:space="preserve">Normal html we use below syntax to apply styling </w:t>
+        <w:rPr>
+          <w:lang w:val="en-US"/>
+        </w:rPr>
+      </w:pPr>
+      <w:proofErr w:type="spellStart"/>
+      <w:r>
+        <w:rPr>
+          <w:highlight w:val="yellow"/>
+          <w:lang w:val="en-US"/>
+        </w:rPr>
+        <w:t>npm</w:t>
+      </w:r>
+      <w:proofErr w:type="spellEnd"/>
+      <w:r>
+        <w:rPr>
+          <w:highlight w:val="yellow"/>
+          <w:lang w:val="en-US"/>
+        </w:rPr>
+        <w:t xml:space="preserve"> install </w:t>
+      </w:r>
+      <w:proofErr w:type="spellStart"/>
+      <w:r>
+        <w:rPr>
+          <w:highlight w:val="yellow"/>
+          <w:lang w:val="en-US"/>
+        </w:rPr>
+        <w:t>axios</w:t>
+      </w:r>
+      <w:proofErr w:type="spellEnd"/>
+      <w:r>
+        <w:rPr>
+          <w:lang w:val="en-US"/>
+        </w:rPr>
+        <w:t xml:space="preserve"> </w:t>
       </w:r>
     </w:p>
     <w:p>
       <w:pPr>
-        <w:pStyle w:val="ListParagraph"/>
         <w:rPr>
           <w:lang w:val="en-US"/>
         </w:rPr>
@@ -283,104 +604,473 @@
     </w:p>
     <w:p>
       <w:pPr>
-        <w:pStyle w:val="ListParagraph"/>
-        <w:rPr>
-          <w:lang w:val="en-US"/>
-        </w:rPr>
-      </w:pPr>
-      <w:r>
-        <w:rPr>
-          <w:lang w:val="en-US"/>
-        </w:rPr>
-        <w:t>&lt;p style</w:t>
-      </w:r>
+        <w:rPr>
+          <w:lang w:val="en-US"/>
+        </w:rPr>
+      </w:pPr>
+      <w:r>
+        <w:rPr>
+          <w:lang w:val="en-US"/>
+        </w:rPr>
+        <w:t xml:space="preserve"> </w:t>
+      </w:r>
+      <w:proofErr w:type="spellStart"/>
       <w:proofErr w:type="gramStart"/>
       <w:r>
         <w:rPr>
-          <w:lang w:val="en-US"/>
-        </w:rPr>
-        <w:t>=</w:t>
-      </w:r>
-      <w:r>
-        <w:rPr>
           <w:highlight w:val="yellow"/>
           <w:lang w:val="en-US"/>
         </w:rPr>
-        <w:t>”</w:t>
+        <w:t>useEffect</w:t>
+      </w:r>
+      <w:proofErr w:type="spellEnd"/>
+      <w:r>
+        <w:rPr>
+          <w:highlight w:val="yellow"/>
+          <w:lang w:val="en-US"/>
+        </w:rPr>
+        <w:t>(</w:t>
+      </w:r>
+      <w:proofErr w:type="gramEnd"/>
+      <w:r>
+        <w:rPr>
+          <w:highlight w:val="yellow"/>
+          <w:lang w:val="en-US"/>
+        </w:rPr>
+        <w:t>):</w:t>
+      </w:r>
+      <w:r>
+        <w:rPr>
+          <w:lang w:val="en-US"/>
+        </w:rPr>
+        <w:t xml:space="preserve"> </w:t>
       </w:r>
       <w:proofErr w:type="spellStart"/>
+      <w:proofErr w:type="gramStart"/>
+      <w:r>
+        <w:rPr>
+          <w:lang w:val="en-US"/>
+        </w:rPr>
+        <w:t>useEffect</w:t>
+      </w:r>
+      <w:proofErr w:type="spellEnd"/>
+      <w:r>
+        <w:rPr>
+          <w:lang w:val="en-US"/>
+        </w:rPr>
+        <w:t>(</w:t>
+      </w:r>
+      <w:proofErr w:type="gramEnd"/>
+      <w:r>
+        <w:rPr>
+          <w:lang w:val="en-US"/>
+        </w:rPr>
+        <w:t xml:space="preserve">) is another hook which </w:t>
+      </w:r>
+      <w:proofErr w:type="gramStart"/>
+      <w:r>
+        <w:rPr>
+          <w:lang w:val="en-US"/>
+        </w:rPr>
+        <w:t>help</w:t>
+      </w:r>
+      <w:proofErr w:type="gramEnd"/>
+      <w:r>
+        <w:rPr>
+          <w:lang w:val="en-US"/>
+        </w:rPr>
+        <w:t xml:space="preserve"> to do side </w:t>
+      </w:r>
+      <w:proofErr w:type="gramStart"/>
+      <w:r>
+        <w:rPr>
+          <w:lang w:val="en-US"/>
+        </w:rPr>
+        <w:t>effect</w:t>
+      </w:r>
+      <w:proofErr w:type="gramEnd"/>
+      <w:r>
+        <w:rPr>
+          <w:lang w:val="en-US"/>
+        </w:rPr>
+        <w:t xml:space="preserve"> of the components. </w:t>
+      </w:r>
+    </w:p>
+    <w:p>
+      <w:pPr>
+        <w:rPr>
+          <w:lang w:val="en-US"/>
+        </w:rPr>
+      </w:pPr>
+      <w:proofErr w:type="spellStart"/>
+      <w:r>
+        <w:rPr>
+          <w:lang w:val="en-US"/>
+        </w:rPr>
+        <w:t>useEffect</w:t>
+      </w:r>
+      <w:proofErr w:type="spellEnd"/>
+      <w:r>
+        <w:rPr>
+          <w:lang w:val="en-US"/>
+        </w:rPr>
+        <w:t xml:space="preserve"> is replacement of life cycle function of class components. </w:t>
+      </w:r>
+    </w:p>
+    <w:p>
+      <w:pPr>
+        <w:rPr>
+          <w:lang w:val="en-US"/>
+        </w:rPr>
+      </w:pPr>
+      <w:r>
+        <w:rPr>
+          <w:lang w:val="en-US"/>
+        </w:rPr>
+        <w:t xml:space="preserve">Syntax </w:t>
+      </w:r>
+    </w:p>
+    <w:p>
+      <w:pPr>
+        <w:rPr>
+          <w:lang w:val="en-US"/>
+        </w:rPr>
+      </w:pPr>
+      <w:proofErr w:type="spellStart"/>
+      <w:r>
+        <w:rPr>
+          <w:lang w:val="en-US"/>
+        </w:rPr>
+        <w:t>useEffect</w:t>
+      </w:r>
+      <w:proofErr w:type="spellEnd"/>
+      <w:r>
+        <w:rPr>
+          <w:lang w:val="en-US"/>
+        </w:rPr>
+        <w:t>(</w:t>
+      </w:r>
+      <w:proofErr w:type="gramStart"/>
+      <w:r>
+        <w:rPr>
+          <w:lang w:val="en-US"/>
+        </w:rPr>
+        <w:t>callback,[</w:t>
+      </w:r>
+      <w:proofErr w:type="gramEnd"/>
+      <w:r>
+        <w:rPr>
+          <w:lang w:val="en-US"/>
+        </w:rPr>
+        <w:t>dependencies]</w:t>
+      </w:r>
+      <w:proofErr w:type="gramStart"/>
+      <w:r>
+        <w:rPr>
+          <w:lang w:val="en-US"/>
+        </w:rPr>
+        <w:t>);</w:t>
+      </w:r>
+      <w:proofErr w:type="gramEnd"/>
+    </w:p>
+    <w:p>
+      <w:pPr>
+        <w:rPr>
+          <w:lang w:val="en-US"/>
+        </w:rPr>
+      </w:pPr>
+      <w:r>
+        <w:rPr>
+          <w:lang w:val="en-US"/>
+        </w:rPr>
+        <w:t>1</w:t>
+      </w:r>
+      <w:r>
+        <w:rPr>
+          <w:vertAlign w:val="superscript"/>
+          <w:lang w:val="en-US"/>
+        </w:rPr>
+        <w:t>st</w:t>
+      </w:r>
+      <w:r>
+        <w:rPr>
+          <w:lang w:val="en-US"/>
+        </w:rPr>
+        <w:t xml:space="preserve"> option </w:t>
+      </w:r>
+    </w:p>
+    <w:p>
+      <w:pPr>
+        <w:rPr>
+          <w:lang w:val="en-US"/>
+        </w:rPr>
+      </w:pPr>
+      <w:proofErr w:type="spellStart"/>
       <w:r>
         <w:rPr>
           <w:highlight w:val="yellow"/>
           <w:lang w:val="en-US"/>
         </w:rPr>
-        <w:t>color</w:t>
+        <w:t>useEffect</w:t>
+      </w:r>
+      <w:proofErr w:type="spellEnd"/>
+      <w:r>
+        <w:rPr>
+          <w:highlight w:val="yellow"/>
+          <w:lang w:val="en-US"/>
+        </w:rPr>
+        <w:t>(callback)</w:t>
+      </w:r>
+      <w:r>
+        <w:rPr>
+          <w:lang w:val="en-US"/>
+        </w:rPr>
+        <w:t xml:space="preserve"> without dependencies. </w:t>
+      </w:r>
+    </w:p>
+    <w:p>
+      <w:pPr>
+        <w:rPr>
+          <w:lang w:val="en-US"/>
+        </w:rPr>
+      </w:pPr>
+      <w:r>
+        <w:rPr>
+          <w:lang w:val="en-US"/>
+        </w:rPr>
+        <w:t xml:space="preserve">It </w:t>
+      </w:r>
+      <w:proofErr w:type="gramStart"/>
+      <w:r>
+        <w:rPr>
+          <w:lang w:val="en-US"/>
+        </w:rPr>
+        <w:t>call</w:t>
       </w:r>
       <w:proofErr w:type="gramEnd"/>
       <w:r>
         <w:rPr>
-          <w:highlight w:val="yellow"/>
-          <w:lang w:val="en-US"/>
-        </w:rPr>
-        <w:t>:</w:t>
+          <w:lang w:val="en-US"/>
+        </w:rPr>
+        <w:t xml:space="preserve"> first time when </w:t>
       </w:r>
       <w:proofErr w:type="gramStart"/>
       <w:r>
         <w:rPr>
-          <w:highlight w:val="yellow"/>
-          <w:lang w:val="en-US"/>
-        </w:rPr>
-        <w:t>red</w:t>
-      </w:r>
-      <w:r>
-        <w:rPr>
-          <w:highlight w:val="yellow"/>
-          <w:lang w:val="en-US"/>
-        </w:rPr>
-        <w:t>;background</w:t>
+          <w:lang w:val="en-US"/>
+        </w:rPr>
+        <w:t>component</w:t>
       </w:r>
       <w:proofErr w:type="gramEnd"/>
       <w:r>
         <w:rPr>
-          <w:highlight w:val="yellow"/>
-          <w:lang w:val="en-US"/>
-        </w:rPr>
-        <w:t>-</w:t>
+          <w:lang w:val="en-US"/>
+        </w:rPr>
+        <w:t xml:space="preserve"> get loaded and </w:t>
       </w:r>
       <w:proofErr w:type="gramStart"/>
       <w:r>
         <w:rPr>
-          <w:highlight w:val="yellow"/>
-          <w:lang w:val="en-US"/>
-        </w:rPr>
-        <w:t>color:yellow</w:t>
+          <w:lang w:val="en-US"/>
+        </w:rPr>
+        <w:t>whenever</w:t>
+      </w:r>
+      <w:proofErr w:type="gramEnd"/>
+      <w:r>
+        <w:rPr>
+          <w:lang w:val="en-US"/>
+        </w:rPr>
+        <w:t xml:space="preserve"> re-render or load the page </w:t>
+      </w:r>
+      <w:proofErr w:type="gramStart"/>
+      <w:r>
+        <w:rPr>
+          <w:lang w:val="en-US"/>
+        </w:rPr>
+        <w:t>it</w:t>
+      </w:r>
+      <w:proofErr w:type="gramEnd"/>
+      <w:r>
+        <w:rPr>
+          <w:lang w:val="en-US"/>
+        </w:rPr>
+        <w:t xml:space="preserve"> </w:t>
+      </w:r>
+      <w:proofErr w:type="gramStart"/>
+      <w:r>
+        <w:rPr>
+          <w:lang w:val="en-US"/>
+        </w:rPr>
+        <w:t>call</w:t>
+      </w:r>
+      <w:proofErr w:type="gramEnd"/>
+      <w:r>
+        <w:rPr>
+          <w:lang w:val="en-US"/>
+        </w:rPr>
+        <w:t xml:space="preserve"> once again. </w:t>
+      </w:r>
+    </w:p>
+    <w:p>
+      <w:pPr>
+        <w:rPr>
+          <w:lang w:val="en-US"/>
+        </w:rPr>
+      </w:pPr>
+      <w:r>
+        <w:rPr>
+          <w:lang w:val="en-US"/>
+        </w:rPr>
+        <w:t>2</w:t>
+      </w:r>
+      <w:r>
+        <w:rPr>
+          <w:vertAlign w:val="superscript"/>
+          <w:lang w:val="en-US"/>
+        </w:rPr>
+        <w:t>nd</w:t>
+      </w:r>
+      <w:r>
+        <w:rPr>
+          <w:lang w:val="en-US"/>
+        </w:rPr>
+        <w:t xml:space="preserve"> option </w:t>
+      </w:r>
+    </w:p>
+    <w:p>
+      <w:pPr>
+        <w:rPr>
+          <w:lang w:val="en-US"/>
+        </w:rPr>
+      </w:pPr>
+      <w:proofErr w:type="spellStart"/>
+      <w:r>
+        <w:rPr>
+          <w:lang w:val="en-US"/>
+        </w:rPr>
+        <w:t>useEffect</w:t>
+      </w:r>
+      <w:proofErr w:type="spellEnd"/>
+      <w:r>
+        <w:rPr>
+          <w:lang w:val="en-US"/>
+        </w:rPr>
+        <w:t>(</w:t>
+      </w:r>
+      <w:proofErr w:type="gramStart"/>
+      <w:r>
+        <w:rPr>
+          <w:lang w:val="en-US"/>
+        </w:rPr>
+        <w:t>callback,[</w:t>
+      </w:r>
+      <w:proofErr w:type="gramEnd"/>
+      <w:r>
+        <w:rPr>
+          <w:lang w:val="en-US"/>
+        </w:rPr>
+        <w:t>]);</w:t>
+      </w:r>
+      <w:r>
+        <w:rPr>
+          <w:lang w:val="en-US"/>
+        </w:rPr>
+        <w:tab/>
+        <w:t>empty array without dependencies</w:t>
+      </w:r>
+    </w:p>
+    <w:p>
+      <w:pPr>
+        <w:rPr>
+          <w:lang w:val="en-US"/>
+        </w:rPr>
+      </w:pPr>
+      <w:r>
+        <w:rPr>
+          <w:lang w:val="en-US"/>
+        </w:rPr>
+        <w:t>3</w:t>
+      </w:r>
+      <w:r>
+        <w:rPr>
+          <w:vertAlign w:val="superscript"/>
+          <w:lang w:val="en-US"/>
+        </w:rPr>
+        <w:t>rd</w:t>
+      </w:r>
+      <w:r>
+        <w:rPr>
+          <w:lang w:val="en-US"/>
+        </w:rPr>
+        <w:t xml:space="preserve"> option </w:t>
+      </w:r>
+    </w:p>
+    <w:p>
+      <w:pPr>
+        <w:rPr>
+          <w:lang w:val="en-US"/>
+        </w:rPr>
+      </w:pPr>
+      <w:proofErr w:type="spellStart"/>
+      <w:r>
+        <w:rPr>
+          <w:lang w:val="en-US"/>
+        </w:rPr>
+        <w:lastRenderedPageBreak/>
+        <w:t>useEffect</w:t>
+      </w:r>
+      <w:proofErr w:type="spellEnd"/>
+      <w:r>
+        <w:rPr>
+          <w:lang w:val="en-US"/>
+        </w:rPr>
+        <w:t>(</w:t>
+      </w:r>
+      <w:proofErr w:type="gramStart"/>
+      <w:r>
+        <w:rPr>
+          <w:lang w:val="en-US"/>
+        </w:rPr>
+        <w:t>callback,[</w:t>
+      </w:r>
+      <w:proofErr w:type="spellStart"/>
+      <w:r>
+        <w:rPr>
+          <w:lang w:val="en-US"/>
+        </w:rPr>
+        <w:t>state,props</w:t>
       </w:r>
       <w:proofErr w:type="spellEnd"/>
       <w:proofErr w:type="gramEnd"/>
       <w:r>
         <w:rPr>
-          <w:highlight w:val="yellow"/>
-          <w:lang w:val="en-US"/>
-        </w:rPr>
-        <w:t>;</w:t>
-      </w:r>
-      <w:r>
-        <w:rPr>
-          <w:highlight w:val="yellow"/>
-          <w:lang w:val="en-US"/>
-        </w:rPr>
-        <w:t>”</w:t>
-      </w:r>
-      <w:r>
-        <w:rPr>
-          <w:lang w:val="en-US"/>
-        </w:rPr>
-        <w:t>&gt;Welcome to CSS with HTML Web Page&lt;/p&gt;</w:t>
+          <w:lang w:val="en-US"/>
+        </w:rPr>
+        <w:t>]);</w:t>
+      </w:r>
+      <w:r>
+        <w:rPr>
+          <w:lang w:val="en-US"/>
+        </w:rPr>
+        <w:tab/>
+      </w:r>
+      <w:proofErr w:type="gramStart"/>
+      <w:r>
+        <w:rPr>
+          <w:lang w:val="en-US"/>
+        </w:rPr>
+        <w:t>there</w:t>
+      </w:r>
+      <w:proofErr w:type="gramEnd"/>
+      <w:r>
+        <w:rPr>
+          <w:lang w:val="en-US"/>
+        </w:rPr>
+        <w:t xml:space="preserve"> dependencies are state or props. </w:t>
       </w:r>
     </w:p>
     <w:p>
       <w:pPr>
-        <w:pStyle w:val="ListParagraph"/>
         <w:rPr>
           <w:lang w:val="en-US"/>
         </w:rPr>
@@ -388,48 +1078,13 @@
     </w:p>
     <w:p>
       <w:pPr>
-        <w:pStyle w:val="ListParagraph"/>
-        <w:rPr>
-          <w:lang w:val="en-US"/>
-        </w:rPr>
-      </w:pPr>
-      <w:r>
-        <w:rPr>
-          <w:lang w:val="en-US"/>
-        </w:rPr>
-        <w:t xml:space="preserve">In React JS with inline CSS. React JS provided same style </w:t>
-      </w:r>
-      <w:proofErr w:type="gramStart"/>
-      <w:r>
-        <w:rPr>
-          <w:lang w:val="en-US"/>
-        </w:rPr>
-        <w:t>attribute</w:t>
-      </w:r>
-      <w:proofErr w:type="gramEnd"/>
-      <w:r>
-        <w:rPr>
-          <w:lang w:val="en-US"/>
-        </w:rPr>
-        <w:t xml:space="preserve"> but value must be in </w:t>
-      </w:r>
-      <w:r>
-        <w:rPr>
-          <w:highlight w:val="yellow"/>
-          <w:lang w:val="en-US"/>
-        </w:rPr>
-        <w:t>JSX object</w:t>
-      </w:r>
-      <w:r>
-        <w:rPr>
-          <w:lang w:val="en-US"/>
-        </w:rPr>
-        <w:t xml:space="preserve"> and CSS property follow camel naming rules. </w:t>
-      </w:r>
+        <w:rPr>
+          <w:lang w:val="en-US"/>
+        </w:rPr>
+      </w:pPr>
     </w:p>
     <w:p>
       <w:pPr>
-        <w:pStyle w:val="ListParagraph"/>
         <w:rPr>
           <w:lang w:val="en-US"/>
         </w:rPr>
@@ -437,120 +1092,6 @@
     </w:p>
     <w:p>
       <w:pPr>
-        <w:pStyle w:val="ListParagraph"/>
-        <w:rPr>
-          <w:lang w:val="en-US"/>
-        </w:rPr>
-      </w:pPr>
-    </w:p>
-    <w:p>
-      <w:pPr>
-        <w:pStyle w:val="ListParagraph"/>
-        <w:rPr>
-          <w:lang w:val="en-US"/>
-        </w:rPr>
-      </w:pPr>
-      <w:r>
-        <w:rPr>
-          <w:lang w:val="en-US"/>
-        </w:rPr>
-        <w:t>&lt;p style=</w:t>
-      </w:r>
-      <w:r>
-        <w:rPr>
-          <w:highlight w:val="yellow"/>
-          <w:lang w:val="en-US"/>
-        </w:rPr>
-        <w:t>{{“</w:t>
-      </w:r>
-      <w:r>
-        <w:rPr>
-          <w:highlight w:val="yellow"/>
-          <w:lang w:val="en-US"/>
-        </w:rPr>
-        <w:t>color</w:t>
-      </w:r>
-      <w:r>
-        <w:rPr>
-          <w:highlight w:val="yellow"/>
-          <w:lang w:val="en-US"/>
-        </w:rPr>
-        <w:t>”</w:t>
-      </w:r>
-      <w:proofErr w:type="gramStart"/>
-      <w:r>
-        <w:rPr>
-          <w:highlight w:val="yellow"/>
-          <w:lang w:val="en-US"/>
-        </w:rPr>
-        <w:t>:</w:t>
-      </w:r>
-      <w:r>
-        <w:rPr>
-          <w:highlight w:val="yellow"/>
-          <w:lang w:val="en-US"/>
-        </w:rPr>
-        <w:t>”</w:t>
-      </w:r>
-      <w:r>
-        <w:rPr>
-          <w:highlight w:val="yellow"/>
-          <w:lang w:val="en-US"/>
-        </w:rPr>
-        <w:t>red</w:t>
-      </w:r>
-      <w:proofErr w:type="gramEnd"/>
-      <w:r>
-        <w:rPr>
-          <w:highlight w:val="yellow"/>
-          <w:lang w:val="en-US"/>
-        </w:rPr>
-        <w:t>”</w:t>
-      </w:r>
-      <w:proofErr w:type="gramStart"/>
-      <w:r>
-        <w:rPr>
-          <w:highlight w:val="yellow"/>
-          <w:lang w:val="en-US"/>
-        </w:rPr>
-        <w:t>;”</w:t>
-      </w:r>
-      <w:proofErr w:type="spellStart"/>
-      <w:r>
-        <w:rPr>
-          <w:highlight w:val="yellow"/>
-          <w:lang w:val="en-US"/>
-        </w:rPr>
-        <w:t>backgroundColor</w:t>
-      </w:r>
-      <w:proofErr w:type="spellEnd"/>
-      <w:proofErr w:type="gramEnd"/>
-      <w:r>
-        <w:rPr>
-          <w:highlight w:val="yellow"/>
-          <w:lang w:val="en-US"/>
-        </w:rPr>
-        <w:t>”</w:t>
-      </w:r>
-      <w:proofErr w:type="gramStart"/>
-      <w:r>
-        <w:rPr>
-          <w:highlight w:val="yellow"/>
-          <w:lang w:val="en-US"/>
-        </w:rPr>
-        <w:t>:”yellow</w:t>
-      </w:r>
-      <w:proofErr w:type="gramEnd"/>
-      <w:r>
-        <w:rPr>
-          <w:lang w:val="en-US"/>
-        </w:rPr>
-        <w:t>”}}&gt;Welcome to CSS with HTML Web Page&lt;/p&gt;</w:t>
-      </w:r>
-    </w:p>
-    <w:p>
-      <w:pPr>
-        <w:pStyle w:val="ListParagraph"/>
         <w:rPr>
           <w:lang w:val="en-US"/>
         </w:rPr>
@@ -1216,6 +1757,95 @@
     </w:lvl>
   </w:abstractNum>
   <w:abstractNum w:abstractNumId="7" w15:restartNumberingAfterBreak="0">
+    <w:nsid w:val="6EDB1E5C"/>
+    <w:multiLevelType w:val="hybridMultilevel"/>
+    <w:tmpl w:val="03DED4E0"/>
+    <w:lvl w:ilvl="0" w:tplc="4009000F">
+      <w:start w:val="1"/>
+      <w:numFmt w:val="decimal"/>
+      <w:lvlText w:val="%1."/>
+      <w:lvlJc w:val="left"/>
+      <w:pPr>
+        <w:ind w:left="720" w:hanging="360"/>
+      </w:pPr>
+      <w:rPr>
+        <w:rFonts w:hint="default"/>
+      </w:rPr>
+    </w:lvl>
+    <w:lvl w:ilvl="1" w:tplc="40090019" w:tentative="1">
+      <w:start w:val="1"/>
+      <w:numFmt w:val="lowerLetter"/>
+      <w:lvlText w:val="%2."/>
+      <w:lvlJc w:val="left"/>
+      <w:pPr>
+        <w:ind w:left="1440" w:hanging="360"/>
+      </w:pPr>
+    </w:lvl>
+    <w:lvl w:ilvl="2" w:tplc="4009001B" w:tentative="1">
+      <w:start w:val="1"/>
+      <w:numFmt w:val="lowerRoman"/>
+      <w:lvlText w:val="%3."/>
+      <w:lvlJc w:val="right"/>
+      <w:pPr>
+        <w:ind w:left="2160" w:hanging="180"/>
+      </w:pPr>
+    </w:lvl>
+    <w:lvl w:ilvl="3" w:tplc="4009000F" w:tentative="1">
+      <w:start w:val="1"/>
+      <w:numFmt w:val="decimal"/>
+      <w:lvlText w:val="%4."/>
+      <w:lvlJc w:val="left"/>
+      <w:pPr>
+        <w:ind w:left="2880" w:hanging="360"/>
+      </w:pPr>
+    </w:lvl>
+    <w:lvl w:ilvl="4" w:tplc="40090019" w:tentative="1">
+      <w:start w:val="1"/>
+      <w:numFmt w:val="lowerLetter"/>
+      <w:lvlText w:val="%5."/>
+      <w:lvlJc w:val="left"/>
+      <w:pPr>
+        <w:ind w:left="3600" w:hanging="360"/>
+      </w:pPr>
+    </w:lvl>
+    <w:lvl w:ilvl="5" w:tplc="4009001B" w:tentative="1">
+      <w:start w:val="1"/>
+      <w:numFmt w:val="lowerRoman"/>
+      <w:lvlText w:val="%6."/>
+      <w:lvlJc w:val="right"/>
+      <w:pPr>
+        <w:ind w:left="4320" w:hanging="180"/>
+      </w:pPr>
+    </w:lvl>
+    <w:lvl w:ilvl="6" w:tplc="4009000F" w:tentative="1">
+      <w:start w:val="1"/>
+      <w:numFmt w:val="decimal"/>
+      <w:lvlText w:val="%7."/>
+      <w:lvlJc w:val="left"/>
+      <w:pPr>
+        <w:ind w:left="5040" w:hanging="360"/>
+      </w:pPr>
+    </w:lvl>
+    <w:lvl w:ilvl="7" w:tplc="40090019" w:tentative="1">
+      <w:start w:val="1"/>
+      <w:numFmt w:val="lowerLetter"/>
+      <w:lvlText w:val="%8."/>
+      <w:lvlJc w:val="left"/>
+      <w:pPr>
+        <w:ind w:left="5760" w:hanging="360"/>
+      </w:pPr>
+    </w:lvl>
+    <w:lvl w:ilvl="8" w:tplc="4009001B" w:tentative="1">
+      <w:start w:val="1"/>
+      <w:numFmt w:val="lowerRoman"/>
+      <w:lvlText w:val="%9."/>
+      <w:lvlJc w:val="right"/>
+      <w:pPr>
+        <w:ind w:left="6480" w:hanging="180"/>
+      </w:pPr>
+    </w:lvl>
+  </w:abstractNum>
+  <w:abstractNum w:abstractNumId="8" w15:restartNumberingAfterBreak="0">
     <w:nsid w:val="71EA796B"/>
     <w:multiLevelType w:val="hybridMultilevel"/>
     <w:tmpl w:val="AE64CEC6"/>
@@ -1320,13 +1950,16 @@
     <w:abstractNumId w:val="4"/>
   </w:num>
   <w:num w:numId="6" w16cid:durableId="1971091592">
-    <w:abstractNumId w:val="7"/>
+    <w:abstractNumId w:val="8"/>
   </w:num>
   <w:num w:numId="7" w16cid:durableId="1719546661">
     <w:abstractNumId w:val="1"/>
   </w:num>
   <w:num w:numId="8" w16cid:durableId="2018730643">
     <w:abstractNumId w:val="5"/>
+  </w:num>
+  <w:num w:numId="9" w16cid:durableId="533077256">
+    <w:abstractNumId w:val="7"/>
   </w:num>
 </w:numbering>
 </file>
